--- a/legal/mia-video-demand/MIA-Video-Demand-Packet.docx
+++ b/legal/mia-video-demand/MIA-Video-Demand-Packet.docx
@@ -542,7 +542,14 @@
               <w:jc w:val="left"/>
             </w:pPr>
             <w:r>
-              <w:t xml:space="preserve">Only if you fell inside the federal inspection (customs/immigration) area</w:t>
+              <w:rPr>
+                <w:b/>
+                <w:bCs/>
+              </w:rPr>
+              <w:t xml:space="preserve">Send this. </w:t>
+            </w:r>
+            <w:r>
+              <w:t xml:space="preserve">The timeline places the fall inside or adjacent to the federal inspection area — see below</w:t>
             </w:r>
           </w:p>
         </w:tc>
@@ -620,24 +627,430 @@
         <w:pStyle w:val="Heading2"/>
       </w:pPr>
       <w:r>
-        <w:t xml:space="preserve">Why there are two custodians</w:t>
-      </w:r>
-    </w:p>
-    <w:p>
-      <w:pPr>
-        <w:spacing w:after="140" w:line="276"/>
-        <w:jc w:val="both"/>
-      </w:pPr>
-      <w:r>
-        <w:t xml:space="preserve">You arrived on an international flight from Cozumel. Between the aircraft door and the domestic concourse you passed through a federal inspection area controlled by U.S. Customs and Border Protection, not by the airport. Cameras in that zone are federal. Cameras past it are the County’s. Because you may not know which side of that line you were on, send Document 1 in every case and add Document 4 if there is any chance the fall happened before you cleared customs. Photographing or recording inside the federal inspection area is prohibited, which is exactly why the government’s own footage may be the only record that exists.</w:t>
-      </w:r>
-    </w:p>
-    <w:p>
-      <w:pPr>
-        <w:pStyle w:val="Heading2"/>
-      </w:pPr>
-      <w:r>
-        <w:t xml:space="preserve">Before you send — fill in every highlighted blank</w:t>
+        <w:t xml:space="preserve">The time window, and how it was derived</w:t>
+      </w:r>
+    </w:p>
+    <w:p>
+      <w:pPr>
+        <w:spacing w:after="140" w:line="276"/>
+        <w:jc w:val="both"/>
+      </w:pPr>
+      <w:r>
+        <w:t xml:space="preserve">You recall falling about twenty minutes after getting off the Cozumel flight. Working forward from the published schedule for AA 4072:</w:t>
+      </w:r>
+    </w:p>
+    <w:tbl>
+      <w:tblPr>
+        <w:tblW w:type="dxa" w:w="9648"/>
+        <w:tblBorders>
+          <w:top w:val="single" w:color="auto" w:sz="4"/>
+          <w:left w:val="single" w:color="auto" w:sz="4"/>
+          <w:bottom w:val="single" w:color="auto" w:sz="4"/>
+          <w:right w:val="single" w:color="auto" w:sz="4"/>
+          <w:insideH w:val="single" w:color="auto" w:sz="4"/>
+          <w:insideV w:val="single" w:color="auto" w:sz="4"/>
+        </w:tblBorders>
+      </w:tblPr>
+      <w:tblGrid>
+        <w:gridCol w:w="4000"/>
+        <w:gridCol w:w="5648"/>
+      </w:tblGrid>
+      <w:tr>
+        <w:tc>
+          <w:tcPr>
+            <w:tcW w:type="dxa" w:w="4000"/>
+            <w:shd w:fill="EEF0F3" w:val="clear"/>
+            <w:tcMar>
+              <w:top w:type="dxa" w:w="60"/>
+              <w:left w:type="dxa" w:w="120"/>
+              <w:bottom w:type="dxa" w:w="60"/>
+              <w:right w:type="dxa" w:w="120"/>
+            </w:tcMar>
+          </w:tcPr>
+          <w:p>
+            <w:pPr>
+              <w:spacing w:after="0" w:line="276"/>
+              <w:jc w:val="left"/>
+            </w:pPr>
+            <w:r>
+              <w:rPr>
+                <w:b/>
+                <w:bCs/>
+              </w:rPr>
+              <w:t xml:space="preserve">Scheduled departure, Cozumel</w:t>
+            </w:r>
+          </w:p>
+        </w:tc>
+        <w:tc>
+          <w:tcPr>
+            <w:tcW w:type="dxa" w:w="5648"/>
+            <w:tcMar>
+              <w:top w:type="dxa" w:w="60"/>
+              <w:left w:type="dxa" w:w="120"/>
+              <w:bottom w:type="dxa" w:w="60"/>
+              <w:right w:type="dxa" w:w="120"/>
+            </w:tcMar>
+          </w:tcPr>
+          <w:p>
+            <w:pPr>
+              <w:spacing w:after="0" w:line="276"/>
+              <w:jc w:val="left"/>
+            </w:pPr>
+            <w:r>
+              <w:t xml:space="preserve">3:20 p.m. Cozumel time (UTC−5, no daylight saving)</w:t>
+            </w:r>
+          </w:p>
+        </w:tc>
+      </w:tr>
+      <w:tr>
+        <w:tc>
+          <w:tcPr>
+            <w:tcW w:type="dxa" w:w="4000"/>
+            <w:shd w:fill="EEF0F3" w:val="clear"/>
+            <w:tcMar>
+              <w:top w:type="dxa" w:w="60"/>
+              <w:left w:type="dxa" w:w="120"/>
+              <w:bottom w:type="dxa" w:w="60"/>
+              <w:right w:type="dxa" w:w="120"/>
+            </w:tcMar>
+          </w:tcPr>
+          <w:p>
+            <w:pPr>
+              <w:spacing w:after="0" w:line="276"/>
+              <w:jc w:val="left"/>
+            </w:pPr>
+            <w:r>
+              <w:rPr>
+                <w:b/>
+                <w:bCs/>
+              </w:rPr>
+              <w:t xml:space="preserve">Same moment in Miami time</w:t>
+            </w:r>
+          </w:p>
+        </w:tc>
+        <w:tc>
+          <w:tcPr>
+            <w:tcW w:type="dxa" w:w="5648"/>
+            <w:tcMar>
+              <w:top w:type="dxa" w:w="60"/>
+              <w:left w:type="dxa" w:w="120"/>
+              <w:bottom w:type="dxa" w:w="60"/>
+              <w:right w:type="dxa" w:w="120"/>
+            </w:tcMar>
+          </w:tcPr>
+          <w:p>
+            <w:pPr>
+              <w:spacing w:after="0" w:line="276"/>
+              <w:jc w:val="left"/>
+            </w:pPr>
+            <w:r>
+              <w:t xml:space="preserve">4:20 p.m. EDT</w:t>
+            </w:r>
+          </w:p>
+        </w:tc>
+      </w:tr>
+      <w:tr>
+        <w:tc>
+          <w:tcPr>
+            <w:tcW w:type="dxa" w:w="4000"/>
+            <w:shd w:fill="EEF0F3" w:val="clear"/>
+            <w:tcMar>
+              <w:top w:type="dxa" w:w="60"/>
+              <w:left w:type="dxa" w:w="120"/>
+              <w:bottom w:type="dxa" w:w="60"/>
+              <w:right w:type="dxa" w:w="120"/>
+            </w:tcMar>
+          </w:tcPr>
+          <w:p>
+            <w:pPr>
+              <w:spacing w:after="0" w:line="276"/>
+              <w:jc w:val="left"/>
+            </w:pPr>
+            <w:r>
+              <w:rPr>
+                <w:b/>
+                <w:bCs/>
+              </w:rPr>
+              <w:t xml:space="preserve">Scheduled block time</w:t>
+            </w:r>
+          </w:p>
+        </w:tc>
+        <w:tc>
+          <w:tcPr>
+            <w:tcW w:type="dxa" w:w="5648"/>
+            <w:tcMar>
+              <w:top w:type="dxa" w:w="60"/>
+              <w:left w:type="dxa" w:w="120"/>
+              <w:bottom w:type="dxa" w:w="60"/>
+              <w:right w:type="dxa" w:w="120"/>
+            </w:tcMar>
+          </w:tcPr>
+          <w:p>
+            <w:pPr>
+              <w:spacing w:after="0" w:line="276"/>
+              <w:jc w:val="left"/>
+            </w:pPr>
+            <w:r>
+              <w:t xml:space="preserve">1 hour 46 minutes</w:t>
+            </w:r>
+          </w:p>
+        </w:tc>
+      </w:tr>
+      <w:tr>
+        <w:tc>
+          <w:tcPr>
+            <w:tcW w:type="dxa" w:w="4000"/>
+            <w:shd w:fill="EEF0F3" w:val="clear"/>
+            <w:tcMar>
+              <w:top w:type="dxa" w:w="60"/>
+              <w:left w:type="dxa" w:w="120"/>
+              <w:bottom w:type="dxa" w:w="60"/>
+              <w:right w:type="dxa" w:w="120"/>
+            </w:tcMar>
+          </w:tcPr>
+          <w:p>
+            <w:pPr>
+              <w:spacing w:after="0" w:line="276"/>
+              <w:jc w:val="left"/>
+            </w:pPr>
+            <w:r>
+              <w:rPr>
+                <w:b/>
+                <w:bCs/>
+              </w:rPr>
+              <w:t xml:space="preserve">Scheduled gate arrival, MIA</w:t>
+            </w:r>
+          </w:p>
+        </w:tc>
+        <w:tc>
+          <w:tcPr>
+            <w:tcW w:type="dxa" w:w="5648"/>
+            <w:tcMar>
+              <w:top w:type="dxa" w:w="60"/>
+              <w:left w:type="dxa" w:w="120"/>
+              <w:bottom w:type="dxa" w:w="60"/>
+              <w:right w:type="dxa" w:w="120"/>
+            </w:tcMar>
+          </w:tcPr>
+          <w:p>
+            <w:pPr>
+              <w:spacing w:after="0" w:line="276"/>
+              <w:jc w:val="left"/>
+            </w:pPr>
+            <w:r>
+              <w:t xml:space="preserve">6:06 p.m. EDT — North Terminal (Concourse D)</w:t>
+            </w:r>
+          </w:p>
+        </w:tc>
+      </w:tr>
+      <w:tr>
+        <w:tc>
+          <w:tcPr>
+            <w:tcW w:type="dxa" w:w="4000"/>
+            <w:shd w:fill="EEF0F3" w:val="clear"/>
+            <w:tcMar>
+              <w:top w:type="dxa" w:w="60"/>
+              <w:left w:type="dxa" w:w="120"/>
+              <w:bottom w:type="dxa" w:w="60"/>
+              <w:right w:type="dxa" w:w="120"/>
+            </w:tcMar>
+          </w:tcPr>
+          <w:p>
+            <w:pPr>
+              <w:spacing w:after="0" w:line="276"/>
+              <w:jc w:val="left"/>
+            </w:pPr>
+            <w:r>
+              <w:rPr>
+                <w:b/>
+                <w:bCs/>
+              </w:rPr>
+              <w:t xml:space="preserve">Deplaning begins</w:t>
+            </w:r>
+          </w:p>
+        </w:tc>
+        <w:tc>
+          <w:tcPr>
+            <w:tcW w:type="dxa" w:w="5648"/>
+            <w:tcMar>
+              <w:top w:type="dxa" w:w="60"/>
+              <w:left w:type="dxa" w:w="120"/>
+              <w:bottom w:type="dxa" w:w="60"/>
+              <w:right w:type="dxa" w:w="120"/>
+            </w:tcMar>
+          </w:tcPr>
+          <w:p>
+            <w:pPr>
+              <w:spacing w:after="0" w:line="276"/>
+              <w:jc w:val="left"/>
+            </w:pPr>
+            <w:r>
+              <w:t xml:space="preserve">roughly 6:10–6:15 p.m. EDT</w:t>
+            </w:r>
+          </w:p>
+        </w:tc>
+      </w:tr>
+      <w:tr>
+        <w:tc>
+          <w:tcPr>
+            <w:tcW w:type="dxa" w:w="4000"/>
+            <w:shd w:fill="EEF0F3" w:val="clear"/>
+            <w:tcMar>
+              <w:top w:type="dxa" w:w="60"/>
+              <w:left w:type="dxa" w:w="120"/>
+              <w:bottom w:type="dxa" w:w="60"/>
+              <w:right w:type="dxa" w:w="120"/>
+            </w:tcMar>
+          </w:tcPr>
+          <w:p>
+            <w:pPr>
+              <w:spacing w:after="0" w:line="276"/>
+              <w:jc w:val="left"/>
+            </w:pPr>
+            <w:r>
+              <w:rPr>
+                <w:b/>
+                <w:bCs/>
+              </w:rPr>
+              <w:t xml:space="preserve">Fall, ~20 min after deplaning</w:t>
+            </w:r>
+          </w:p>
+        </w:tc>
+        <w:tc>
+          <w:tcPr>
+            <w:tcW w:type="dxa" w:w="5648"/>
+            <w:tcMar>
+              <w:top w:type="dxa" w:w="60"/>
+              <w:left w:type="dxa" w:w="120"/>
+              <w:bottom w:type="dxa" w:w="60"/>
+              <w:right w:type="dxa" w:w="120"/>
+            </w:tcMar>
+          </w:tcPr>
+          <w:p>
+            <w:pPr>
+              <w:spacing w:after="0" w:line="276"/>
+              <w:jc w:val="left"/>
+            </w:pPr>
+            <w:r>
+              <w:rPr>
+                <w:b/>
+                <w:bCs/>
+              </w:rPr>
+              <w:t xml:space="preserve">approximately 6:30–6:45 p.m. EDT</w:t>
+            </w:r>
+          </w:p>
+        </w:tc>
+      </w:tr>
+      <w:tr>
+        <w:tc>
+          <w:tcPr>
+            <w:tcW w:type="dxa" w:w="4000"/>
+            <w:shd w:fill="EEF0F3" w:val="clear"/>
+            <w:tcMar>
+              <w:top w:type="dxa" w:w="60"/>
+              <w:left w:type="dxa" w:w="120"/>
+              <w:bottom w:type="dxa" w:w="60"/>
+              <w:right w:type="dxa" w:w="120"/>
+            </w:tcMar>
+          </w:tcPr>
+          <w:p>
+            <w:pPr>
+              <w:spacing w:after="0" w:line="276"/>
+              <w:jc w:val="left"/>
+            </w:pPr>
+            <w:r>
+              <w:rPr>
+                <w:b/>
+                <w:bCs/>
+              </w:rPr>
+              <w:t xml:space="preserve">Preservation window demanded</w:t>
+            </w:r>
+          </w:p>
+        </w:tc>
+        <w:tc>
+          <w:tcPr>
+            <w:tcW w:type="dxa" w:w="5648"/>
+            <w:tcMar>
+              <w:top w:type="dxa" w:w="60"/>
+              <w:left w:type="dxa" w:w="120"/>
+              <w:bottom w:type="dxa" w:w="60"/>
+              <w:right w:type="dxa" w:w="120"/>
+            </w:tcMar>
+          </w:tcPr>
+          <w:p>
+            <w:pPr>
+              <w:spacing w:after="0" w:line="276"/>
+              <w:jc w:val="left"/>
+            </w:pPr>
+            <w:r>
+              <w:t xml:space="preserve">2:30 p.m. – 10:30 p.m. EDT (four hours either side)</w:t>
+            </w:r>
+          </w:p>
+        </w:tc>
+      </w:tr>
+    </w:tbl>
+    <w:p>
+      <w:pPr>
+        <w:spacing w:after="200"/>
+      </w:pPr>
+    </w:p>
+    <w:tbl>
+      <w:tblPr>
+        <w:tblW w:type="dxa" w:w="9648"/>
+        <w:tblBorders>
+          <w:top w:val="single" w:color="auto" w:sz="4"/>
+          <w:left w:val="single" w:color="auto" w:sz="4"/>
+          <w:bottom w:val="single" w:color="auto" w:sz="4"/>
+          <w:right w:val="single" w:color="auto" w:sz="4"/>
+          <w:insideH w:val="single" w:color="auto" w:sz="4"/>
+          <w:insideV w:val="single" w:color="auto" w:sz="4"/>
+        </w:tblBorders>
+      </w:tblPr>
+      <w:tblGrid>
+        <w:gridCol w:w="9648"/>
+      </w:tblGrid>
+      <w:tr>
+        <w:tc>
+          <w:tcPr>
+            <w:tcW w:type="dxa" w:w="9648"/>
+            <w:shd w:fill="F2F4F6" w:val="clear"/>
+            <w:tcMar>
+              <w:top w:type="dxa" w:w="160"/>
+              <w:left w:type="dxa" w:w="200"/>
+              <w:bottom w:type="dxa" w:w="160"/>
+              <w:right w:type="dxa" w:w="200"/>
+            </w:tcMar>
+          </w:tcPr>
+          <w:p>
+            <w:pPr>
+              <w:spacing w:after="0" w:line="276"/>
+              <w:jc w:val="both"/>
+            </w:pPr>
+            <w:r>
+              <w:rPr>
+                <w:b/>
+                <w:bCs/>
+              </w:rPr>
+              <w:t xml:space="preserve">This is a schedule-derived estimate, not a confirmed arrival time.</w:t>
+            </w:r>
+            <w:r>
+              <w:t xml:space="preserve"> It was not possible to reach flight-history databases to pull the actual gate arrival for July 27, 2026 — those sites are blocked from the environment this was drafted in. Delays are routine, and if AA 4072 landed an hour late then every figure above shifts by an hour. Confirm the actual time before you send anything. The letters deliberately demand a wide preservation window precisely so that an error of an hour or two does not cost you the footage.</w:t>
+            </w:r>
+          </w:p>
+        </w:tc>
+      </w:tr>
+    </w:tbl>
+    <w:p>
+      <w:pPr>
+        <w:spacing w:after="200"/>
+      </w:pPr>
+    </w:p>
+    <w:p>
+      <w:pPr>
+        <w:pStyle w:val="Heading3"/>
+      </w:pPr>
+      <w:r>
+        <w:t xml:space="preserve">How to pin down the actual time</w:t>
       </w:r>
     </w:p>
     <w:p>
@@ -655,10 +1068,197 @@
           <w:b/>
           <w:bCs/>
         </w:rPr>
+        <w:t xml:space="preserve">The American app or aa.com under "Your trips"</w:t>
+      </w:r>
+      <w:r>
+        <w:t xml:space="preserve"> — the receipt for a flown segment usually shows the actual arrival time.</w:t>
+      </w:r>
+    </w:p>
+    <w:p>
+      <w:pPr>
+        <w:pStyle w:val="ListParagraph"/>
+        <w:numPr>
+          <w:ilvl w:val="0"/>
+          <w:numId w:val="1"/>
+        </w:numPr>
+        <w:spacing w:after="110" w:line="276"/>
+        <w:jc w:val="both"/>
+      </w:pPr>
+      <w:r>
+        <w:rPr>
+          <w:b/>
+          <w:bCs/>
+        </w:rPr>
+        <w:t xml:space="preserve">Your phone.</w:t>
+      </w:r>
+      <w:r>
+        <w:t xml:space="preserve"> Photos, texts, and calls from that afternoon bracket the fall from both sides. If you have Google Maps Timeline (Android) or Significant Locations (iPhone) enabled, it will place you inside the airport minute by minute — usually the most precise record anyone has.</w:t>
+      </w:r>
+    </w:p>
+    <w:p>
+      <w:pPr>
+        <w:pStyle w:val="ListParagraph"/>
+        <w:numPr>
+          <w:ilvl w:val="0"/>
+          <w:numId w:val="1"/>
+        </w:numPr>
+        <w:spacing w:after="110" w:line="276"/>
+        <w:jc w:val="both"/>
+      </w:pPr>
+      <w:r>
+        <w:rPr>
+          <w:b/>
+          <w:bCs/>
+        </w:rPr>
+        <w:t xml:space="preserve">Any card transaction</w:t>
+      </w:r>
+      <w:r>
+        <w:t xml:space="preserve"> at the airport that evening.</w:t>
+      </w:r>
+    </w:p>
+    <w:p>
+      <w:pPr>
+        <w:pStyle w:val="ListParagraph"/>
+        <w:numPr>
+          <w:ilvl w:val="0"/>
+          <w:numId w:val="1"/>
+        </w:numPr>
+        <w:spacing w:after="110" w:line="276"/>
+        <w:jc w:val="both"/>
+      </w:pPr>
+      <w:r>
+        <w:rPr>
+          <w:b/>
+          <w:bCs/>
+        </w:rPr>
+        <w:t xml:space="preserve">Your CBP arrival record</w:t>
+      </w:r>
+      <w:r>
+        <w:t xml:space="preserve"> at i94.cbp.dhs.gov, which confirms the date and port of entry.</w:t>
+      </w:r>
+    </w:p>
+    <w:p>
+      <w:pPr>
+        <w:pStyle w:val="ListParagraph"/>
+        <w:numPr>
+          <w:ilvl w:val="0"/>
+          <w:numId w:val="1"/>
+        </w:numPr>
+        <w:spacing w:after="110" w:line="276"/>
+        <w:jc w:val="both"/>
+      </w:pPr>
+      <w:r>
+        <w:rPr>
+          <w:b/>
+          <w:bCs/>
+        </w:rPr>
+        <w:t xml:space="preserve">Document 3 asks American for it in writing</w:t>
+      </w:r>
+      <w:r>
+        <w:t xml:space="preserve"> — the actual gate-in time and the gate assignments for both segments.</w:t>
+      </w:r>
+    </w:p>
+    <w:p>
+      <w:pPr>
+        <w:pStyle w:val="Heading2"/>
+      </w:pPr>
+      <w:r>
+        <w:t xml:space="preserve">Why CBP now matters more than the airport</w:t>
+      </w:r>
+    </w:p>
+    <w:p>
+      <w:pPr>
+        <w:spacing w:after="140" w:line="276"/>
+        <w:jc w:val="both"/>
+      </w:pPr>
+      <w:r>
+        <w:t xml:space="preserve">Twenty minutes after stepping off an international flight, you were in all likelihood </w:t>
+      </w:r>
+      <w:r>
+        <w:rPr>
+          <w:i/>
+          <w:iCs/>
+        </w:rPr>
+        <w:t xml:space="preserve">still inside the federal inspection area</w:t>
+      </w:r>
+      <w:r>
+        <w:t xml:space="preserve"> — the sterile arrivals corridor, the walk toward passport control, the immigration queue, or the descent toward customs and baggage claim. American’s Cozumel service arrives in the North Terminal, and arriving international passengers are held within that controlled path until they clear CBP and are released into the public side of the airport.</w:t>
+      </w:r>
+    </w:p>
+    <w:p>
+      <w:pPr>
+        <w:spacing w:after="140" w:line="276"/>
+        <w:jc w:val="both"/>
+      </w:pPr>
+      <w:r>
+        <w:t xml:space="preserve">That reorders the priorities from the original draft. Cameras in that zone are federal, and Miami-Dade County cannot produce that footage however cooperative it is — it does not own it. </w:t>
+      </w:r>
+      <w:r>
+        <w:rPr>
+          <w:b/>
+          <w:bCs/>
+        </w:rPr>
+        <w:t xml:space="preserve">Send Document 4. It is no longer a contingency.</w:t>
+      </w:r>
+      <w:r>
+        <w:t xml:space="preserve"> Send Document 1 as well: the County may hold overlapping views, the exact boundary is not something anyone can reconstruct reliably from memory, and the preservation demand costs nothing to make.</w:t>
+      </w:r>
+    </w:p>
+    <w:p>
+      <w:pPr>
+        <w:spacing w:after="140" w:line="276"/>
+        <w:jc w:val="both"/>
+      </w:pPr>
+      <w:r>
+        <w:t xml:space="preserve">The one thing that would flip this back toward the County is if you had already cleared customs and re-entered the public terminal before you fell. Twenty minutes is fast for a full clearance, but it is not impossible with Global Entry or Mobile Passport, no checked bags, and short queues. If that describes your arrival, say so — Document 1 becomes the primary track and Document 4 the backup. If you are unsure, send both and let the two custodians sort it out between them.</w:t>
+      </w:r>
+    </w:p>
+    <w:p>
+      <w:pPr>
+        <w:spacing w:after="140" w:line="276"/>
+        <w:jc w:val="both"/>
+      </w:pPr>
+      <w:r>
+        <w:t xml:space="preserve">Photographing or recording inside the federal inspection area is prohibited, which is exactly why the government’s own footage may be the only record of what happened to you that exists anywhere.</w:t>
+      </w:r>
+    </w:p>
+    <w:p>
+      <w:pPr>
+        <w:pStyle w:val="Heading2"/>
+      </w:pPr>
+      <w:r>
+        <w:t xml:space="preserve">Before you send — fill in every highlighted blank</w:t>
+      </w:r>
+    </w:p>
+    <w:p>
+      <w:pPr>
+        <w:pStyle w:val="ListParagraph"/>
+        <w:numPr>
+          <w:ilvl w:val="0"/>
+          <w:numId w:val="1"/>
+        </w:numPr>
+        <w:spacing w:after="110" w:line="276"/>
+        <w:jc w:val="both"/>
+      </w:pPr>
+      <w:r>
+        <w:rPr>
+          <w:b/>
+          <w:bCs/>
+        </w:rPr>
         <w:t xml:space="preserve">Time of the fall.</w:t>
       </w:r>
       <w:r>
-        <w:t xml:space="preserve"> Give a window (for example, 2:10 p.m. – 2:40 p.m.) rather than a single minute. Your boarding passes, the CZM–MIA arrival time, and phone photo timestamps will bracket it.</w:t>
+        <w:t xml:space="preserve"> Pre-filled as approximately 6:30–6:45 p.m. Eastern, derived from the scheduled arrival of AA 4072 as set out above. </w:t>
+      </w:r>
+      <w:r>
+        <w:rPr>
+          <w:b/>
+          <w:bCs/>
+        </w:rPr>
+        <w:t xml:space="preserve">Verify it</w:t>
+      </w:r>
+      <w:r>
+        <w:t xml:space="preserve"> against the actual arrival time and correct it if the flight was delayed. Keep it stated as a window, never a single minute.</w:t>
       </w:r>
     </w:p>
     <w:p>
@@ -1265,13 +1865,16 @@
               <w:jc w:val="left"/>
             </w:pPr>
             <w:r>
+              <w:t xml:space="preserve">Approximately </w:t>
+            </w:r>
+            <w:r>
               <w:rPr>
                 <w:b/>
                 <w:bCs/>
                 <w:color w:val="6B4E00"/>
                 <w:shd w:fill="FFF3C4" w:val="clear"/>
               </w:rPr>
-              <w:t xml:space="preserve">[time window]</w:t>
+              <w:t xml:space="preserve">6:30 p.m. – 6:45 p.m. Eastern time — verify against actual arrival</w:t>
             </w:r>
           </w:p>
         </w:tc>
@@ -1568,7 +2171,7 @@
         <w:jc w:val="both"/>
       </w:pPr>
       <w:r>
-        <w:t xml:space="preserve">On July 27, 2026, at approximately </w:t>
+        <w:t xml:space="preserve">American Airlines Flight 4072 from Cozumel was scheduled to arrive at Miami International Airport at 6:06 p.m. Eastern time on July 27, 2026. I deplaned shortly after the aircraft reached the gate and fell approximately twenty minutes later, which places the incident at roughly </w:t>
       </w:r>
       <w:r>
         <w:rPr>
@@ -1577,7 +2180,38 @@
           <w:color w:val="6B4E00"/>
           <w:shd w:fill="FFF3C4" w:val="clear"/>
         </w:rPr>
-        <w:t xml:space="preserve">[time]</w:t>
+        <w:t xml:space="preserve">6:30 p.m. to 6:45 p.m.</w:t>
+      </w:r>
+      <w:r>
+        <w:t xml:space="preserve"> </w:t>
+      </w:r>
+      <w:r>
+        <w:rPr>
+          <w:b/>
+          <w:bCs/>
+        </w:rPr>
+        <w:t xml:space="preserve">The County can fix this time precisely from its own gate records, flight information system, and camera timestamps for that arrival, and I ask that it do so rather than treat my estimate as the limit of the search.</w:t>
+      </w:r>
+      <w:r>
+        <w:t xml:space="preserve"> If the flight arrived late, the incident time shifts correspondingly, which is why the preservation window demanded below is deliberately broad.</w:t>
+      </w:r>
+    </w:p>
+    <w:p>
+      <w:pPr>
+        <w:spacing w:after="140" w:line="276"/>
+        <w:jc w:val="both"/>
+      </w:pPr>
+      <w:r>
+        <w:t xml:space="preserve">On July 27, 2026, at approximately </w:t>
+      </w:r>
+      <w:r>
+        <w:rPr>
+          <w:b/>
+          <w:bCs/>
+          <w:color w:val="6B4E00"/>
+          <w:shd w:fill="FFF3C4" w:val="clear"/>
+        </w:rPr>
+        <w:t xml:space="preserve">6:35 p.m.</w:t>
       </w:r>
       <w:r>
         <w:t xml:space="preserve">, I was traveling </w:t>
@@ -1717,7 +2351,17 @@
         <w:t xml:space="preserve">four (4) hours after</w:t>
       </w:r>
       <w:r>
-        <w:t xml:space="preserve"> the incident. This includes every camera with any view of the location, not solely the camera with the best view, and includes footage from cameras owned or operated by tenants, concessionaires, or contractors to the extent the County has possession, custody, or control of it.</w:t>
+        <w:t xml:space="preserve"> the incident, and in any event covering no narrower a period than </w:t>
+      </w:r>
+      <w:r>
+        <w:rPr>
+          <w:b/>
+          <w:bCs/>
+        </w:rPr>
+        <w:t xml:space="preserve">2:30 p.m. to 10:30 p.m. Eastern time on July 27, 2026</w:t>
+      </w:r>
+      <w:r>
+        <w:t xml:space="preserve">. This period is stated in the alternative because my estimate of the time is derived from the scheduled arrival of Flight 4072 and the County is better positioned than I am to determine the actual arrival time; the video is not to be withheld or the search narrowed on the ground that my estimate was imprecise. This includes every camera with any view of the location, not solely the camera with the best view, and includes footage from cameras owned or operated by tenants, concessionaires, or contractors to the extent the County has possession, custody, or control of it.</w:t>
       </w:r>
     </w:p>
     <w:p>
@@ -3267,7 +3911,7 @@
           <w:color w:val="6B4E00"/>
           <w:shd w:fill="FFF3C4" w:val="clear"/>
         </w:rPr>
-        <w:t xml:space="preserve">[time]</w:t>
+        <w:t xml:space="preserve">6:35 p.m. Eastern time</w:t>
       </w:r>
       <w:r>
         <w:t xml:space="preserve"> at or near </w:t>
@@ -3283,6 +3927,27 @@
       </w:r>
       <w:r>
         <w:t xml:space="preserve">.</w:t>
+      </w:r>
+    </w:p>
+    <w:p>
+      <w:pPr>
+        <w:spacing w:after="140" w:line="276"/>
+        <w:jc w:val="both"/>
+      </w:pPr>
+      <w:r>
+        <w:t xml:space="preserve">I fell roughly twenty minutes after leaving the aircraft. Flight 4072 was scheduled to arrive at 6:06 p.m. Eastern time, which places the incident at approximately </w:t>
+      </w:r>
+      <w:r>
+        <w:rPr>
+          <w:b/>
+          <w:bCs/>
+          <w:color w:val="6B4E00"/>
+          <w:shd w:fill="FFF3C4" w:val="clear"/>
+        </w:rPr>
+        <w:t xml:space="preserve">6:30 p.m. to 6:45 p.m.</w:t>
+      </w:r>
+      <w:r>
+        <w:t xml:space="preserve"> American knows the actual gate arrival time for that flight and I do not, which is why Item 4 of my requests below asks for it. Please treat American’s own record of that arrival as the authoritative anchor for the time of this incident rather than my estimate, and search accordingly.</w:t>
       </w:r>
     </w:p>
     <w:p>
@@ -3747,10 +4412,10 @@
                 <w:b/>
                 <w:bCs/>
               </w:rPr>
-              <w:t xml:space="preserve">Send this letter only if your fall occurred before you cleared customs and immigration.</w:t>
-            </w:r>
-            <w:r>
-              <w:t xml:space="preserve"> Cameras inside the federal inspection area belong to CBP, and the airport cannot produce that footage no matter how cooperative it is. If you are unsure which side of the line you were on, send it anyway — a FOIA request costs you nothing but postage, and a "no records" response definitively narrows the search.</w:t>
+              <w:t xml:space="preserve">Send this letter.</w:t>
+            </w:r>
+            <w:r>
+              <w:t xml:space="preserve"> Falling about twenty minutes after leaving an international arrival places you inside or immediately adjacent to the federal inspection area. Cameras in that zone belong to CBP, and the airport cannot produce that footage no matter how cooperative it is — it does not own it. Send this even if you believe you had already cleared customs: a FOIA request costs nothing but postage, and a "no records" response definitively narrows the search to the County.</w:t>
             </w:r>
           </w:p>
         </w:tc>
@@ -4228,7 +4893,7 @@
           <w:color w:val="6B4E00"/>
           <w:shd w:fill="FFF3C4" w:val="clear"/>
         </w:rPr>
-        <w:t xml:space="preserve">[start time]</w:t>
+        <w:t xml:space="preserve">4:00 p.m.</w:t>
       </w:r>
       <w:r>
         <w:t xml:space="preserve"> to </w:t>
@@ -4240,10 +4905,10 @@
           <w:color w:val="6B4E00"/>
           <w:shd w:fill="FFF3C4" w:val="clear"/>
         </w:rPr>
-        <w:t xml:space="preserve">[end time]</w:t>
-      </w:r>
-      <w:r>
-        <w:t xml:space="preserve">, and specifically any footage depicting an escalator at or near </w:t>
+        <w:t xml:space="preserve">9:00 p.m.</w:t>
+      </w:r>
+      <w:r>
+        <w:t xml:space="preserve"> Eastern time, and specifically any footage depicting an escalator at or near </w:t>
       </w:r>
       <w:r>
         <w:rPr>
@@ -4255,7 +4920,7 @@
         <w:t xml:space="preserve">[location]</w:t>
       </w:r>
       <w:r>
-        <w:t xml:space="preserve"> and any footage depicting me falling on an escalator;</w:t>
+        <w:t xml:space="preserve"> and any footage depicting me falling on an escalator. American Airlines Flight 4072 from Cozumel was scheduled to arrive at 6:06 p.m. Eastern time and I fell approximately twenty minutes after deplaning; the window above is stated broadly because I do not know the flight’s actual arrival time, which CBP can establish from the records requested in Item 2 below;</w:t>
       </w:r>
     </w:p>
     <w:p>
@@ -4925,13 +5590,16 @@
               <w:jc w:val="left"/>
             </w:pPr>
             <w:r>
+              <w:t xml:space="preserve">Approximately </w:t>
+            </w:r>
+            <w:r>
               <w:rPr>
                 <w:b/>
                 <w:bCs/>
                 <w:color w:val="6B4E00"/>
                 <w:shd w:fill="FFF3C4" w:val="clear"/>
               </w:rPr>
-              <w:t xml:space="preserve">[time]</w:t>
+              <w:t xml:space="preserve">6:30 p.m. – 6:45 p.m. Eastern time</w:t>
             </w:r>
           </w:p>
         </w:tc>
